--- a/document_templates/russian_library/Исковые_заявления/Особое_производство_Установление_фактов_и_статусов/шаблон_Исковое_заявление_об_установлении_факта_нахождения_на_иждивении.docx
+++ b/document_templates/russian_library/Исковые_заявления/Особое_производство_Установление_фактов_и_статусов/шаблон_Исковое_заявление_об_установлении_факта_нахождения_на_иждивении.docx
@@ -26,7 +26,7 @@
           <w:sz w:val="24"/>
           <w:szCs w:val="24"/>
         </w:rPr>
-        <w:t xml:space="preserve">{{ w_t_w_r_w_r_w_rpr_w_rfonts_w_ascii_times_new_roman_w_hansi_times_new_roman_w_cs_times_new_roman_w_sz_w_val_24_w_szcs_w_val_24_w_lang_w_val_en_us_w_rpr_w_t_court_w_t_w_r_w_r_w_rsidrpr_00a70b9c_w_rpr_w_rfonts_w_ascii_times_new_roman_w_hansi_times_new_roman_w_cs_times_new_roman_w_sz_w_val_24_w_szcs_w_val_24_w_rpr_w_t_xml_space_preserve_w_t_w_r_w_r_w_rpr_w_rfonts_w_ascii_times_new_roman_w_hansi_times_new_roman_w_cs_times_new_roman_w_sz_w_val_24_w_szcs_w_val_24_w_lang_w_val_en_us_w_rpr_w_t_name_w_t_w_r_w_r_w_rsidrpr_00a70b9c_w_rpr_w_rfonts_w_ascii_times_new_roman_w_hansi_times_new_roman_w_cs_times_new_roman_w_sz_w_val_24_w_szcs_w_val_24_w_rpr_w_t_xml_space_preserve }}</w:t>
+        <w:t xml:space="preserve">{{ court_name }}</w:t>
       </w:r>
     </w:p>
     <w:p>
@@ -45,7 +45,7 @@
           <w:sz w:val="24"/>
           <w:szCs w:val="24"/>
         </w:rPr>
-        <w:t xml:space="preserve">{{ w_t_w_r_w_r_w_rpr_w_rfonts_w_ascii_times_new_roman_w_hansi_times_new_roman_w_cs_times_new_roman_w_sz_w_val_24_w_szcs_w_val_24_w_lang_w_val_en_us_w_rpr_w_t_court_w_t_w_r_w_r_w_rsidrpr_00a70b9c_w_rpr_w_rfonts_w_ascii_times_new_roman_w_hansi_times_new_roman_w_cs_times_new_roman_w_sz_w_val_24_w_szcs_w_val_24_w_rpr_w_t_xml_space_preserve_w_t_w_r_w_r_w_rpr_w_rfonts_w_ascii_times_new_roman_w_hansi_times_new_roman_w_cs_times_new_roman_w_sz_w_val_24_w_szcs_w_val_24_w_lang_w_val_en_us_w_rpr_w_t_address_w_t_w_r_w_r_w_rsidrpr_00a70b9c_w_rpr_w_rfonts_w_ascii_times_new_roman_w_hansi_times_new_roman_w_cs_times_new_roman_w_sz_w_val_24_w_szcs_w_val_24_w_rpr_w_t_xml_space_preserve }}</w:t>
+        <w:t xml:space="preserve">{{ court_address }}</w:t>
       </w:r>
     </w:p>
     <w:p>
@@ -72,7 +72,7 @@
           <w:sz w:val="24"/>
           <w:szCs w:val="24"/>
         </w:rPr>
-        <w:t xml:space="preserve"> {{ w_t_w_r_w_r_w_rsidr_00a70b9c_w_rpr_w_rfonts_w_ascii_times_new_roman_w_hansi_times_new_roman_w_cs_times_new_roman_w_sz_w_val_24_w_szcs_w_val_24_w_lang_w_val_en_us_w_rpr_w_t_applicant_w_t_w_r_w_r_w_rsidr_00a70b9c_w_rsidrpr_00a70b9c_w_rpr_w_rfonts_w_ascii_times_new_roman_w_hansi_times_new_roman_w_cs_times_new_roman_w_sz_w_val_24_w_szcs_w_val_24_w_rpr_w_t_xml_space_preserve }}</w:t>
+        <w:t xml:space="preserve"> {{ applicant }}</w:t>
       </w:r>
     </w:p>
     <w:p>
@@ -210,7 +210,7 @@
           <w:sz w:val="24"/>
           <w:szCs w:val="24"/>
         </w:rPr>
-        <w:t xml:space="preserve">{{ w_t_w_r_w_r_w_rsidr_00a70b9c_w_rpr_w_rfonts_w_ascii_times_new_roman_w_hansi_times_new_roman_w_cs_times_new_roman_w_sz_w_val_24_w_szcs_w_val_24_w_lang_w_val_en_us_w_rpr_w_t_applicant_w_t_w_r_w_r_w_rsidr_00a70b9c_w_rsidrpr_00a70b9c_w_rpr_w_rfonts_w_ascii_times_new_roman_w_hansi_times_new_roman_w_cs_times_new_roman_w_sz_w_val_24_w_szcs_w_val_24_w_rpr_w_t_xml_space_preserve }}</w:t>
+        <w:t xml:space="preserve">{{ applicant }}</w:t>
       </w:r>
       <w:r>
         <w:rPr>
@@ -226,7 +226,7 @@
           <w:sz w:val="24"/>
           <w:szCs w:val="24"/>
         </w:rPr>
-        <w:t xml:space="preserve">{{ w_t_w_r_w_r_w_rsidr_00a70b9c_w_rpr_w_rfonts_w_ascii_times_new_roman_w_hansi_times_new_roman_w_cs_times_new_roman_w_sz_w_val_24_w_szcs_w_val_24_w_lang_w_val_en_us_w_rpr_w_t_situation_w_t_w_r_w_r_w_rsidr_00a70b9c_w_rsidrpr_00a70b9c_w_rpr_w_rfonts_w_ascii_times_new_roman_w_hansi_times_new_roman_w_cs_times_new_roman_w_sz_w_val_24_w_szcs_w_val_24_w_rpr_w_t_xml_space_preserve_w_t_w_r_w_r_w_rsidr_00a70b9c_w_rpr_w_rfonts_w_ascii_times_new_roman_w_hansi_times_new_roman_w_cs_times_new_roman_w_sz_w_val_24_w_szcs_w_val_24_w_lang_w_val_en_us_w_rpr_w_t_description_w_t_w_r_w_r_w_rsidr_00a70b9c_w_rsidrpr_00a70b9c_w_rpr_w_rfonts_w_ascii_times_new_roman_w_hansi_times_new_roman_w_cs_times_new_roman_w_sz_w_val_24_w_szcs_w_val_24_w_rpr_w_t_xml_space_preserve }}</w:t>
+        <w:t xml:space="preserve">{{ situation_description }}</w:t>
       </w:r>
       <w:r>
         <w:rPr>
@@ -260,7 +260,7 @@
           <w:sz w:val="24"/>
           <w:szCs w:val="24"/>
         </w:rPr>
-        <w:t xml:space="preserve">{{ w_t_w_r_w_r_w_rsidr_00a70b9c_w_rpr_w_rfonts_w_ascii_times_new_roman_w_hansi_times_new_roman_w_cs_times_new_roman_w_sz_w_val_24_w_szcs_w_val_24_w_lang_w_val_en_us_w_rpr_w_t_dependent_w_t_w_r_w_r_w_rsidr_00a70b9c_w_rsidrpr_00a70b9c_w_rpr_w_rfonts_w_ascii_times_new_roman_w_hansi_times_new_roman_w_cs_times_new_roman_w_sz_w_val_24_w_szcs_w_val_24_w_rpr_w_t_xml_space_preserve_w_t_w_r_w_r_w_rsidr_00a70b9c_w_rpr_w_rfonts_w_ascii_times_new_roman_w_hansi_times_new_roman_w_cs_times_new_roman_w_sz_w_val_24_w_szcs_w_val_24_w_lang_w_val_en_us_w_rpr_w_t_details_w_t_w_r_w_r_w_rsidr_00a70b9c_w_rsidrpr_00a70b9c_w_rpr_w_rfonts_w_ascii_times_new_roman_w_hansi_times_new_roman_w_cs_times_new_roman_w_sz_w_val_24_w_szcs_w_val_24_w_rpr_w_t_xml_space_preserve }}</w:t>
+        <w:t xml:space="preserve">{{ dependent_details }}</w:t>
       </w:r>
       <w:r>
         <w:rPr>
@@ -276,7 +276,7 @@
           <w:sz w:val="24"/>
           <w:szCs w:val="24"/>
         </w:rPr>
-        <w:t xml:space="preserve">{{ w_t_w_r_w_r_w_rsidr_00a70b9c_w_rpr_w_rfonts_w_ascii_times_new_roman_w_hansi_times_new_roman_w_cs_times_new_roman_w_sz_w_val_24_w_szcs_w_val_24_w_lang_w_val_en_us_w_rpr_w_t_evidence_w_t_w_r_w_r_w_rsidr_00a70b9c_w_rsidrpr_00a70b9c_w_rpr_w_rfonts_w_ascii_times_new_roman_w_hansi_times_new_roman_w_cs_times_new_roman_w_sz_w_val_24_w_szcs_w_val_24_w_rpr_w_t_xml_space_preserve }}</w:t>
+        <w:t xml:space="preserve">{{ evidence }}</w:t>
       </w:r>
       <w:r>
         <w:rPr>
@@ -350,7 +350,7 @@
           <w:sz w:val="24"/>
           <w:szCs w:val="24"/>
         </w:rPr>
-        <w:t xml:space="preserve">{{ w_t_w_r_w_prooferr_w_type_spellstart_w_r_w_rsidr_00a70b9c_w_rpr_w_rfonts_w_ascii_times_new_roman_w_hansi_times_new_roman_w_cs_times_new_roman_w_sz_w_val_24_w_szcs_w_val_24_w_lang_w_val_en_us_w_rpr_w_t_dependant_w_t_w_r_w_prooferr_w_type_spellend_w_r_w_rsidr_00a70b9c_w_rsidrpr_00a70b9c_w_rpr_w_rfonts_w_ascii_times_new_roman_w_hansi_times_new_roman_w_cs_times_new_roman_w_sz_w_val_24_w_szcs_w_val_24_w_rpr_w_t_xml_space_preserve_w_t_w_r_w_r_w_rsidr_00a70b9c_w_rpr_w_rfonts_w_ascii_times_new_roman_w_hansi_times_new_roman_w_cs_times_new_roman_w_sz_w_val_24_w_szcs_w_val_24_w_lang_w_val_en_us_w_rpr_w_t_details_w_t_w_r_w_r_w_rsidr_00a70b9c_w_rsidrpr_00a70b9c_w_rpr_w_rfonts_w_ascii_times_new_roman_w_hansi_times_new_roman_w_cs_times_new_roman_w_sz_w_val_24_w_szcs_w_val_24_w_rpr_w_t_xml_space_preserve }}</w:t>
+        <w:t xml:space="preserve">{{ dependant_details }}</w:t>
       </w:r>
       <w:r>
         <w:rPr>
@@ -390,7 +390,7 @@
           <w:sz w:val="24"/>
           <w:szCs w:val="24"/>
         </w:rPr>
-        <w:t xml:space="preserve">{{ w_t_w_r_w_r_w_rsidr_00a70b9c_w_rpr_w_rfonts_w_ascii_times_new_roman_w_hansi_times_new_roman_w_cs_times_new_roman_w_sz_w_val_24_w_szcs_w_val_24_w_lang_w_val_en_us_w_rpr_w_t_witness_w_t_w_r_w_r_w_rsidr_00a70b9c_w_rsidrpr_00a70b9c_w_rpr_w_rfonts_w_ascii_times_new_roman_w_hansi_times_new_roman_w_cs_times_new_roman_w_sz_w_val_24_w_szcs_w_val_24_w_rpr_w_t_xml_space_preserve_w_t_w_r_w_r_w_rsidr_00a70b9c_w_rpr_w_rfonts_w_ascii_times_new_roman_w_hansi_times_new_roman_w_cs_times_new_roman_w_sz_w_val_24_w_szcs_w_val_24_w_lang_w_val_en_us_w_rpr_w_t_name_w_t_w_r_w_r_w_rsidr_00a70b9c_w_rsidrpr_00a70b9c_w_rpr_w_rfonts_w_ascii_times_new_roman_w_hansi_times_new_roman_w_cs_times_new_roman_w_sz_w_val_24_w_szcs_w_val_24_w_rpr_w_t_xml_space_preserve }}</w:t>
+        <w:t xml:space="preserve">{{ witness_name }}</w:t>
       </w:r>
       <w:r>
         <w:rPr>
